--- a/data/ai_texts/AI_text_69.docx
+++ b/data/ai_texts/AI_text_69.docx
@@ -24,7 +24,7 @@
     </w:p>
     <w:p>
       <w:r>
-        <w:t>The contemporary global landscape is characterized by rapid technological advancements and increased globalization, leading to profound shifts in job markets worldwide. Technological innovations, particularly those associated with the Fourth Industrial Revolution, are transforming industries and altering the skills needed for workforce success (Ref-u591588). Globalization has further intensified competition and collaboration across borders, necessitating a workforce that is not only skilled but also culturally competent and adaptable. These changes demand a reevaluation of workforce strategies, as businesses must now prioritize digital literacy, critical thinking, and continuous learning to remain competitive (Ref-u591588). As the world continues to evolve, understanding and adapting to these shifts will be crucial for both educational institutions and future professionals in meeting the demands of an increasingly complex and interconnected global economy.</w:t>
+        <w:t>The contemporary global landscape is characterized by rapid technological advancements and increased globalization, leading to profound shifts in job markets worldwide. Technological innovations, particularly those associated with the Fourth Industrial Revolution, are transforming industries and altering the skills needed for workforce success (Ref-f263428). Globalization has further intensified competition and collaboration across borders, necessitating a workforce that is not only skilled but also culturally competent and adaptable. These changes demand a reevaluation of workforce strategies, as businesses must now prioritize digital literacy, critical thinking, and continuous learning to remain competitive (Ref-f263428). As the world continues to evolve, understanding and adapting to these shifts will be crucial for both educational institutions and future professionals in meeting the demands of an increasingly complex and interconnected global economy.</w:t>
       </w:r>
     </w:p>
     <w:p>
@@ -34,7 +34,7 @@
     </w:p>
     <w:p>
       <w:r>
-        <w:t>In today's rapidly evolving job market, adaptability, critical thinking, and digital literacy are indispensable skills for professional success. As industries continue to transform, adaptability allows individuals to navigate and thrive amidst changing environments, ensuring they remain relevant and effective (Johnson 45). Critical thinking facilitates the ability to analyze complex situations and develop innovative solutions, a necessity as job roles become more intricate and interconnected. Digital literacy, encompassing the ability to use and understand new technologies, is increasingly vital as digital tools permeate every aspect of professional life (Johnson 45). Over the next two decades, these skills are expected to evolve, with adaptability expanding to include resilience in the face of automation, critical thinking becoming more data-driven, and digital literacy encompassing emerging technologies such as artificial intelligence and blockchain.</w:t>
+        <w:t>In today's rapidly evolving job market, adaptability, critical thinking, and digital literacy are indispensable skills for professional success. As industries continue to transform, adaptability allows individuals to navigate and thrive amidst changing environments, ensuring they remain relevant and effective (Ref-s326875). Critical thinking facilitates the ability to analyze complex situations and develop innovative solutions, a necessity as job roles become more intricate and interconnected. Digital literacy, encompassing the ability to use and understand new technologies, is increasingly vital as digital tools permeate every aspect of professional life (Ref-s326875). Over the next two decades, these skills are expected to evolve, with adaptability expanding to include resilience in the face of automation, critical thinking becoming more data-driven, and digital literacy encompassing emerging technologies such as artificial intelligence and blockchain.</w:t>
       </w:r>
     </w:p>
     <w:p>
@@ -44,7 +44,7 @@
     </w:p>
     <w:p>
       <w:r>
-        <w:t>Leading educational institutions are increasingly prioritizing innovative teaching methods and curriculum designs to equip students with the skills necessary for future workforce challenges. By integrating technology-driven learning tools, such as virtual reality and artificial intelligence, educators are creating immersive experiences that enhance digital literacy and critical thinking (Ref-s333406). Additionally, these institutions are fostering adaptability by promoting interdisciplinary learning, allowing students to connect diverse fields and apply knowledge across different contexts. Collaborative projects and experiential learning opportunities further develop essential skills, encouraging students to engage with real-world problems and cultivate a mindset geared towards continuous learning (Ref-s333406). Through these strategies, schools are not only preparing students for the current demands of the job market but are also instilling resilience and flexibility to navigate the uncertainties of a rapidly evolving global economy.</w:t>
+        <w:t>Leading educational institutions are increasingly prioritizing innovative teaching methods and curriculum designs to equip students with the skills necessary for future workforce challenges. By integrating technology-driven learning tools, such as virtual reality and artificial intelligence, educators are creating immersive experiences that enhance digital literacy and critical thinking (Ref-f712814). Additionally, these institutions are fostering adaptability by promoting interdisciplinary learning, allowing students to connect diverse fields and apply knowledge across different contexts. Collaborative projects and experiential learning opportunities further develop essential skills, encouraging students to engage with real-world problems and cultivate a mindset geared towards continuous learning (Ref-f712814). Through these strategies, schools are not only preparing students for the current demands of the job market but are also instilling resilience and flexibility to navigate the uncertainties of a rapidly evolving global economy.</w:t>
       </w:r>
     </w:p>
     <w:p>
